--- a/docs/FIAP_Data Analytics - Tech Challenge Fase 3.docx
+++ b/docs/FIAP_Data Analytics - Tech Challenge Fase 3.docx
@@ -71,13 +71,23 @@
           <w:szCs w:val="48"/>
         </w:rPr>
       </w:pPr>
+      <w:proofErr w:type="spellStart"/>
       <w:r>
         <w:rPr>
           <w:rFonts w:ascii="Arial" w:hAnsi="Arial" w:cs="Arial"/>
           <w:sz w:val="48"/>
           <w:szCs w:val="48"/>
         </w:rPr>
-        <w:t>State of Data Brasil</w:t>
+        <w:t>State</w:t>
+      </w:r>
+      <w:proofErr w:type="spellEnd"/>
+      <w:r>
+        <w:rPr>
+          <w:rFonts w:ascii="Arial" w:hAnsi="Arial" w:cs="Arial"/>
+          <w:sz w:val="48"/>
+          <w:szCs w:val="48"/>
+        </w:rPr>
+        <w:t xml:space="preserve"> of Data Brasil</w:t>
       </w:r>
     </w:p>
     <w:p>
@@ -347,19 +357,7 @@
         <w:rPr>
           <w:rFonts w:ascii="Arial" w:hAnsi="Arial" w:cs="Arial"/>
         </w:rPr>
-        <w:t xml:space="preserve">                                                                                </w:t>
-      </w:r>
-      <w:r>
-        <w:rPr>
-          <w:rFonts w:ascii="Arial" w:hAnsi="Arial" w:cs="Arial"/>
-        </w:rPr>
-        <w:t>Lidiany Christiany da Silva</w:t>
-      </w:r>
-      <w:r>
-        <w:rPr>
-          <w:rFonts w:ascii="Arial" w:hAnsi="Arial" w:cs="Arial"/>
-        </w:rPr>
-        <w:t xml:space="preserve">     </w:t>
+        <w:t xml:space="preserve">                                                                                Lidiany Christiany da Silva     </w:t>
       </w:r>
     </w:p>
     <w:p>
@@ -2188,6 +2186,7 @@
     <w:p>
       <w:pPr>
         <w:pStyle w:val="Ttulo1"/>
+        <w:jc w:val="both"/>
         <w:rPr>
           <w:rFonts w:ascii="Arial" w:hAnsi="Arial" w:cs="Arial"/>
           <w:color w:val="auto"/>
@@ -2220,6 +2219,7 @@
     <w:p>
       <w:pPr>
         <w:spacing w:after="140" w:line="288" w:lineRule="auto"/>
+        <w:jc w:val="both"/>
         <w:rPr>
           <w:rFonts w:ascii="Arial" w:hAnsi="Arial" w:cs="Arial"/>
         </w:rPr>
@@ -2275,6 +2275,7 @@
         </w:numPr>
         <w:spacing w:after="80" w:line="276" w:lineRule="auto"/>
         <w:contextualSpacing w:val="0"/>
+        <w:jc w:val="both"/>
         <w:rPr>
           <w:rFonts w:ascii="Arial" w:hAnsi="Arial" w:cs="Arial"/>
         </w:rPr>
@@ -2295,6 +2296,7 @@
         </w:numPr>
         <w:spacing w:after="80" w:line="276" w:lineRule="auto"/>
         <w:contextualSpacing w:val="0"/>
+        <w:jc w:val="both"/>
         <w:rPr>
           <w:rFonts w:ascii="Arial" w:hAnsi="Arial" w:cs="Arial"/>
         </w:rPr>
@@ -2315,6 +2317,7 @@
         </w:numPr>
         <w:spacing w:after="80" w:line="276" w:lineRule="auto"/>
         <w:contextualSpacing w:val="0"/>
+        <w:jc w:val="both"/>
         <w:rPr>
           <w:rFonts w:ascii="Arial" w:hAnsi="Arial" w:cs="Arial"/>
         </w:rPr>
@@ -2335,6 +2338,7 @@
         </w:numPr>
         <w:spacing w:after="80" w:line="276" w:lineRule="auto"/>
         <w:contextualSpacing w:val="0"/>
+        <w:jc w:val="both"/>
         <w:rPr>
           <w:rFonts w:ascii="Arial" w:hAnsi="Arial" w:cs="Arial"/>
         </w:rPr>
@@ -2355,6 +2359,7 @@
         </w:numPr>
         <w:spacing w:after="80" w:line="276" w:lineRule="auto"/>
         <w:contextualSpacing w:val="0"/>
+        <w:jc w:val="both"/>
         <w:rPr>
           <w:rFonts w:ascii="Arial" w:hAnsi="Arial" w:cs="Arial"/>
         </w:rPr>
@@ -2375,6 +2380,7 @@
         </w:numPr>
         <w:spacing w:after="80" w:line="276" w:lineRule="auto"/>
         <w:contextualSpacing w:val="0"/>
+        <w:jc w:val="both"/>
         <w:rPr>
           <w:rFonts w:ascii="Arial" w:hAnsi="Arial" w:cs="Arial"/>
         </w:rPr>
@@ -2389,6 +2395,7 @@
     <w:p>
       <w:pPr>
         <w:spacing w:after="140" w:line="288" w:lineRule="auto"/>
+        <w:jc w:val="both"/>
         <w:rPr>
           <w:rFonts w:ascii="Arial" w:hAnsi="Arial" w:cs="Arial"/>
         </w:rPr>
@@ -2403,6 +2410,7 @@
     <w:p>
       <w:pPr>
         <w:pStyle w:val="Ttulo1"/>
+        <w:jc w:val="both"/>
         <w:rPr>
           <w:rFonts w:ascii="Arial" w:hAnsi="Arial" w:cs="Arial"/>
           <w:b/>
@@ -2427,6 +2435,7 @@
     <w:p>
       <w:pPr>
         <w:spacing w:after="140" w:line="288" w:lineRule="auto"/>
+        <w:jc w:val="both"/>
         <w:rPr>
           <w:rFonts w:ascii="Arial" w:hAnsi="Arial" w:cs="Arial"/>
         </w:rPr>
@@ -2435,7 +2444,21 @@
         <w:rPr>
           <w:rFonts w:ascii="Arial" w:hAnsi="Arial" w:cs="Arial"/>
         </w:rPr>
-        <w:t xml:space="preserve">A análise usa as três últimas edições da pesquisa State </w:t>
+        <w:t xml:space="preserve">A análise usa as três últimas edições da pesquisa </w:t>
+      </w:r>
+      <w:proofErr w:type="spellStart"/>
+      <w:r>
+        <w:rPr>
+          <w:rFonts w:ascii="Arial" w:hAnsi="Arial" w:cs="Arial"/>
+        </w:rPr>
+        <w:t>State</w:t>
+      </w:r>
+      <w:proofErr w:type="spellEnd"/>
+      <w:r>
+        <w:rPr>
+          <w:rFonts w:ascii="Arial" w:hAnsi="Arial" w:cs="Arial"/>
+        </w:rPr>
+        <w:t xml:space="preserve"> </w:t>
       </w:r>
       <w:proofErr w:type="spellStart"/>
       <w:r>
@@ -3038,6 +3061,7 @@
         </w:numPr>
         <w:spacing w:after="80" w:line="276" w:lineRule="auto"/>
         <w:contextualSpacing w:val="0"/>
+        <w:jc w:val="both"/>
         <w:rPr>
           <w:rFonts w:ascii="Arial" w:hAnsi="Arial" w:cs="Arial"/>
         </w:rPr>
@@ -3058,6 +3082,7 @@
         </w:numPr>
         <w:spacing w:after="80" w:line="276" w:lineRule="auto"/>
         <w:contextualSpacing w:val="0"/>
+        <w:jc w:val="both"/>
         <w:rPr>
           <w:rFonts w:ascii="Arial" w:hAnsi="Arial" w:cs="Arial"/>
         </w:rPr>
@@ -3078,6 +3103,7 @@
         </w:numPr>
         <w:spacing w:after="80" w:line="276" w:lineRule="auto"/>
         <w:contextualSpacing w:val="0"/>
+        <w:jc w:val="both"/>
         <w:rPr>
           <w:rFonts w:ascii="Arial" w:hAnsi="Arial" w:cs="Arial"/>
         </w:rPr>
@@ -3131,6 +3157,7 @@
     <w:p>
       <w:pPr>
         <w:spacing w:after="140" w:line="288" w:lineRule="auto"/>
+        <w:jc w:val="both"/>
         <w:rPr>
           <w:rFonts w:ascii="Arial" w:hAnsi="Arial" w:cs="Arial"/>
         </w:rPr>
@@ -3252,13 +3279,12 @@
       <w:r>
         <w:rPr>
           <w:rFonts w:ascii="Arial" w:hAnsi="Arial" w:cs="Arial"/>
-          <w:noProof/>
         </w:rPr>
         <w:drawing>
-          <wp:inline distT="0" distB="0" distL="0" distR="0" wp14:anchorId="55A4E19C" wp14:editId="316FF56A">
-            <wp:extent cx="8858250" cy="3667125"/>
-            <wp:effectExtent l="0" t="0" r="0" b="0"/>
-            <wp:docPr id="1" name="/tmp/claude-0/-home-claude/9301f404-96f8-515a-b6ef-24897056c7ba/scratchpad/rel/fluxo_arquitetura.png" descr="Figura 1. Arquitetura de dados do projeto, do CSV bruto ao material para o time de negócio." title="Figura 1. Arquitetura de dados do projeto, do CSV bruto ao material para o time de negócio."/>
+          <wp:inline distT="0" distB="0" distL="0" distR="0" wp14:anchorId="5056427F" wp14:editId="5EAE88C1">
+            <wp:extent cx="9251950" cy="3358515"/>
+            <wp:effectExtent l="0" t="0" r="6350" b="0"/>
+            <wp:docPr id="2012612842" name="Imagem 2"/>
             <wp:cNvGraphicFramePr>
               <a:graphicFrameLocks xmlns:a="http://schemas.openxmlformats.org/drawingml/2006/main" noChangeAspect="1"/>
             </wp:cNvGraphicFramePr>
@@ -3266,13 +3292,19 @@
               <a:graphicData uri="http://schemas.openxmlformats.org/drawingml/2006/picture">
                 <pic:pic xmlns:pic="http://schemas.openxmlformats.org/drawingml/2006/picture">
                   <pic:nvPicPr>
-                    <pic:cNvPr id="0" name=""/>
+                    <pic:cNvPr id="0" name="Picture 6"/>
                     <pic:cNvPicPr>
                       <a:picLocks noChangeAspect="1" noChangeArrowheads="1"/>
                     </pic:cNvPicPr>
                   </pic:nvPicPr>
                   <pic:blipFill>
-                    <a:blip r:embed="rId9"/>
+                    <a:blip r:embed="rId9">
+                      <a:extLst>
+                        <a:ext uri="{28A0092B-C50C-407E-A947-70E740481C1C}">
+                          <a14:useLocalDpi xmlns:a14="http://schemas.microsoft.com/office/drawing/2010/main" val="0"/>
+                        </a:ext>
+                      </a:extLst>
+                    </a:blip>
                     <a:srcRect/>
                     <a:stretch>
                       <a:fillRect/>
@@ -3281,11 +3313,15 @@
                   <pic:spPr bwMode="auto">
                     <a:xfrm>
                       <a:off x="0" y="0"/>
-                      <a:ext cx="8858250" cy="3667125"/>
+                      <a:ext cx="9251950" cy="3358515"/>
                     </a:xfrm>
                     <a:prstGeom prst="rect">
                       <a:avLst/>
                     </a:prstGeom>
+                    <a:noFill/>
+                    <a:ln>
+                      <a:noFill/>
+                    </a:ln>
                   </pic:spPr>
                 </pic:pic>
               </a:graphicData>
@@ -3293,6 +3329,16 @@
           </wp:inline>
         </w:drawing>
       </w:r>
+    </w:p>
+    <w:p>
+      <w:pPr>
+        <w:keepNext/>
+        <w:spacing w:before="120" w:after="60"/>
+        <w:jc w:val="center"/>
+        <w:rPr>
+          <w:rFonts w:ascii="Arial" w:hAnsi="Arial" w:cs="Arial"/>
+        </w:rPr>
+      </w:pPr>
     </w:p>
     <w:p>
       <w:pPr>
@@ -3444,6 +3490,7 @@
     <w:p>
       <w:pPr>
         <w:spacing w:after="140" w:line="288" w:lineRule="auto"/>
+        <w:jc w:val="both"/>
         <w:rPr>
           <w:rFonts w:ascii="Arial" w:hAnsi="Arial" w:cs="Arial"/>
         </w:rPr>
@@ -3458,6 +3505,7 @@
     <w:p>
       <w:pPr>
         <w:pStyle w:val="Ttulo2"/>
+        <w:jc w:val="both"/>
         <w:rPr>
           <w:rFonts w:ascii="Arial" w:hAnsi="Arial" w:cs="Arial"/>
           <w:b/>
@@ -3482,6 +3530,7 @@
     <w:p>
       <w:pPr>
         <w:spacing w:after="140" w:line="288" w:lineRule="auto"/>
+        <w:jc w:val="both"/>
         <w:rPr>
           <w:rFonts w:ascii="Arial" w:hAnsi="Arial" w:cs="Arial"/>
         </w:rPr>
@@ -4882,6 +4931,7 @@
     <w:p>
       <w:pPr>
         <w:spacing w:after="140" w:line="288" w:lineRule="auto"/>
+        <w:jc w:val="both"/>
         <w:rPr>
           <w:rFonts w:ascii="Arial" w:hAnsi="Arial" w:cs="Arial"/>
         </w:rPr>
@@ -4896,6 +4946,7 @@
     <w:p>
       <w:pPr>
         <w:spacing w:after="140" w:line="288" w:lineRule="auto"/>
+        <w:jc w:val="both"/>
         <w:rPr>
           <w:rFonts w:ascii="Arial" w:hAnsi="Arial" w:cs="Arial"/>
         </w:rPr>
@@ -4935,6 +4986,7 @@
     <w:p>
       <w:pPr>
         <w:spacing w:after="140" w:line="288" w:lineRule="auto"/>
+        <w:jc w:val="both"/>
         <w:rPr>
           <w:rFonts w:ascii="Arial" w:hAnsi="Arial" w:cs="Arial"/>
         </w:rPr>
@@ -5919,6 +5971,7 @@
     <w:p>
       <w:pPr>
         <w:spacing w:after="140" w:line="288" w:lineRule="auto"/>
+        <w:jc w:val="both"/>
         <w:rPr>
           <w:rFonts w:ascii="Arial" w:hAnsi="Arial" w:cs="Arial"/>
         </w:rPr>
@@ -5933,6 +5986,7 @@
     <w:p>
       <w:pPr>
         <w:spacing w:after="140" w:line="288" w:lineRule="auto"/>
+        <w:jc w:val="both"/>
         <w:rPr>
           <w:rFonts w:ascii="Arial" w:hAnsi="Arial" w:cs="Arial"/>
         </w:rPr>
@@ -5947,15 +6001,6 @@
     <w:p>
       <w:pPr>
         <w:pStyle w:val="Ttulo2"/>
-        <w:rPr>
-          <w:rFonts w:ascii="Arial" w:hAnsi="Arial" w:cs="Arial"/>
-          <w:b/>
-          <w:bCs/>
-          <w:color w:val="auto"/>
-        </w:rPr>
-      </w:pPr>
-      <w:bookmarkStart w:id="8" w:name="_Toc243936774"/>
-      <w:r>
         <w:rPr>
           <w:rFonts w:ascii="Arial" w:eastAsia="Calibri" w:hAnsi="Arial" w:cs="Arial"/>
           <w:b/>
@@ -5964,13 +6009,26 @@
           <w:sz w:val="26"/>
           <w:szCs w:val="26"/>
         </w:rPr>
+      </w:pPr>
+      <w:bookmarkStart w:id="8" w:name="_Toc243936774"/>
+      <w:r>
+        <w:rPr>
+          <w:rFonts w:ascii="Arial" w:eastAsia="Calibri" w:hAnsi="Arial" w:cs="Arial"/>
+          <w:b/>
+          <w:bCs/>
+          <w:color w:val="auto"/>
+          <w:sz w:val="26"/>
+          <w:szCs w:val="26"/>
+        </w:rPr>
         <w:t>4.3 Diversidade de gênero</w:t>
       </w:r>
       <w:bookmarkEnd w:id="8"/>
     </w:p>
+    <w:p/>
     <w:p>
       <w:pPr>
         <w:spacing w:after="140" w:line="288" w:lineRule="auto"/>
+        <w:jc w:val="both"/>
         <w:rPr>
           <w:rFonts w:ascii="Arial" w:hAnsi="Arial" w:cs="Arial"/>
         </w:rPr>
@@ -7110,6 +7168,7 @@
     <w:p>
       <w:pPr>
         <w:spacing w:after="140" w:line="288" w:lineRule="auto"/>
+        <w:jc w:val="both"/>
         <w:rPr>
           <w:rFonts w:ascii="Arial" w:hAnsi="Arial" w:cs="Arial"/>
         </w:rPr>
@@ -7138,6 +7197,7 @@
     <w:p>
       <w:pPr>
         <w:spacing w:after="140" w:line="288" w:lineRule="auto"/>
+        <w:jc w:val="both"/>
         <w:rPr>
           <w:rFonts w:ascii="Arial" w:hAnsi="Arial" w:cs="Arial"/>
         </w:rPr>
@@ -7190,6 +7250,7 @@
     <w:p>
       <w:pPr>
         <w:spacing w:after="140" w:line="288" w:lineRule="auto"/>
+        <w:jc w:val="both"/>
         <w:rPr>
           <w:rFonts w:ascii="Arial" w:hAnsi="Arial" w:cs="Arial"/>
         </w:rPr>
@@ -9659,6 +9720,7 @@
     <w:p>
       <w:pPr>
         <w:spacing w:after="140" w:line="288" w:lineRule="auto"/>
+        <w:jc w:val="both"/>
         <w:rPr>
           <w:rFonts w:ascii="Arial" w:hAnsi="Arial" w:cs="Arial"/>
         </w:rPr>
@@ -9687,15 +9749,6 @@
     <w:p>
       <w:pPr>
         <w:pStyle w:val="Ttulo2"/>
-        <w:rPr>
-          <w:rFonts w:ascii="Arial" w:hAnsi="Arial" w:cs="Arial"/>
-          <w:b/>
-          <w:bCs/>
-          <w:color w:val="auto"/>
-        </w:rPr>
-      </w:pPr>
-      <w:bookmarkStart w:id="10" w:name="_Toc243936776"/>
-      <w:r>
         <w:rPr>
           <w:rFonts w:ascii="Arial" w:eastAsia="Calibri" w:hAnsi="Arial" w:cs="Arial"/>
           <w:b/>
@@ -9704,13 +9757,26 @@
           <w:sz w:val="26"/>
           <w:szCs w:val="26"/>
         </w:rPr>
+      </w:pPr>
+      <w:bookmarkStart w:id="10" w:name="_Toc243936776"/>
+      <w:r>
+        <w:rPr>
+          <w:rFonts w:ascii="Arial" w:eastAsia="Calibri" w:hAnsi="Arial" w:cs="Arial"/>
+          <w:b/>
+          <w:bCs/>
+          <w:color w:val="auto"/>
+          <w:sz w:val="26"/>
+          <w:szCs w:val="26"/>
+        </w:rPr>
         <w:t>4.5 Adoção de IA e seu impacto</w:t>
       </w:r>
       <w:bookmarkEnd w:id="10"/>
     </w:p>
+    <w:p/>
     <w:p>
       <w:pPr>
         <w:spacing w:after="140" w:line="288" w:lineRule="auto"/>
+        <w:jc w:val="both"/>
         <w:rPr>
           <w:rFonts w:ascii="Arial" w:hAnsi="Arial" w:cs="Arial"/>
         </w:rPr>
@@ -10768,7 +10834,7 @@
     <w:p>
       <w:pPr>
         <w:spacing w:after="200"/>
-        <w:jc w:val="center"/>
+        <w:jc w:val="both"/>
         <w:rPr>
           <w:rFonts w:ascii="Arial" w:hAnsi="Arial" w:cs="Arial"/>
         </w:rPr>
@@ -10809,6 +10875,7 @@
     <w:p>
       <w:pPr>
         <w:spacing w:after="140" w:line="288" w:lineRule="auto"/>
+        <w:jc w:val="both"/>
         <w:rPr>
           <w:rFonts w:ascii="Arial" w:hAnsi="Arial" w:cs="Arial"/>
         </w:rPr>
@@ -10823,6 +10890,7 @@
     <w:p>
       <w:pPr>
         <w:spacing w:after="140" w:line="288" w:lineRule="auto"/>
+        <w:jc w:val="both"/>
         <w:rPr>
           <w:rFonts w:ascii="Arial" w:hAnsi="Arial" w:cs="Arial"/>
         </w:rPr>
@@ -10837,6 +10905,7 @@
     <w:p>
       <w:pPr>
         <w:spacing w:after="140" w:line="288" w:lineRule="auto"/>
+        <w:jc w:val="both"/>
         <w:rPr>
           <w:rFonts w:ascii="Arial" w:hAnsi="Arial" w:cs="Arial"/>
         </w:rPr>
@@ -10875,6 +10944,7 @@
     <w:p>
       <w:pPr>
         <w:spacing w:after="140" w:line="288" w:lineRule="auto"/>
+        <w:jc w:val="both"/>
         <w:rPr>
           <w:rFonts w:ascii="Arial" w:hAnsi="Arial" w:cs="Arial"/>
         </w:rPr>
@@ -11901,6 +11971,7 @@
     <w:p>
       <w:pPr>
         <w:spacing w:after="140" w:line="288" w:lineRule="auto"/>
+        <w:jc w:val="both"/>
         <w:rPr>
           <w:rFonts w:ascii="Arial" w:hAnsi="Arial" w:cs="Arial"/>
         </w:rPr>
@@ -12640,6 +12711,16 @@
     <w:p>
       <w:pPr>
         <w:spacing w:after="140" w:line="288" w:lineRule="auto"/>
+        <w:jc w:val="both"/>
+        <w:rPr>
+          <w:rFonts w:ascii="Arial" w:hAnsi="Arial" w:cs="Arial"/>
+        </w:rPr>
+      </w:pPr>
+    </w:p>
+    <w:p>
+      <w:pPr>
+        <w:spacing w:after="140" w:line="288" w:lineRule="auto"/>
+        <w:jc w:val="both"/>
         <w:rPr>
           <w:rFonts w:ascii="Arial" w:hAnsi="Arial" w:cs="Arial"/>
         </w:rPr>
@@ -12684,6 +12765,16 @@
     <w:p>
       <w:pPr>
         <w:spacing w:after="140" w:line="288" w:lineRule="auto"/>
+        <w:jc w:val="both"/>
+        <w:rPr>
+          <w:rFonts w:ascii="Arial" w:hAnsi="Arial" w:cs="Arial"/>
+        </w:rPr>
+      </w:pPr>
+    </w:p>
+    <w:p>
+      <w:pPr>
+        <w:spacing w:after="140" w:line="288" w:lineRule="auto"/>
+        <w:jc w:val="both"/>
         <w:rPr>
           <w:rFonts w:ascii="Arial" w:hAnsi="Arial" w:cs="Arial"/>
         </w:rPr>
@@ -13558,6 +13649,7 @@
         </w:numPr>
         <w:spacing w:after="80" w:line="276" w:lineRule="auto"/>
         <w:contextualSpacing w:val="0"/>
+        <w:jc w:val="both"/>
         <w:rPr>
           <w:rFonts w:ascii="Arial" w:hAnsi="Arial" w:cs="Arial"/>
         </w:rPr>
@@ -13578,6 +13670,7 @@
         </w:numPr>
         <w:spacing w:after="80" w:line="276" w:lineRule="auto"/>
         <w:contextualSpacing w:val="0"/>
+        <w:jc w:val="both"/>
         <w:rPr>
           <w:rFonts w:ascii="Arial" w:hAnsi="Arial" w:cs="Arial"/>
         </w:rPr>
@@ -13598,6 +13691,7 @@
         </w:numPr>
         <w:spacing w:after="80" w:line="276" w:lineRule="auto"/>
         <w:contextualSpacing w:val="0"/>
+        <w:jc w:val="both"/>
         <w:rPr>
           <w:rFonts w:ascii="Arial" w:hAnsi="Arial" w:cs="Arial"/>
         </w:rPr>
@@ -13632,6 +13726,7 @@
         </w:numPr>
         <w:spacing w:after="80" w:line="276" w:lineRule="auto"/>
         <w:contextualSpacing w:val="0"/>
+        <w:jc w:val="both"/>
         <w:rPr>
           <w:rFonts w:ascii="Arial" w:hAnsi="Arial" w:cs="Arial"/>
         </w:rPr>
@@ -13652,6 +13747,7 @@
         </w:numPr>
         <w:spacing w:after="80" w:line="276" w:lineRule="auto"/>
         <w:contextualSpacing w:val="0"/>
+        <w:jc w:val="both"/>
         <w:rPr>
           <w:rFonts w:ascii="Arial" w:hAnsi="Arial" w:cs="Arial"/>
         </w:rPr>
@@ -13707,6 +13803,7 @@
         </w:numPr>
         <w:spacing w:after="80" w:line="276" w:lineRule="auto"/>
         <w:contextualSpacing w:val="0"/>
+        <w:jc w:val="both"/>
         <w:rPr>
           <w:rFonts w:ascii="Arial" w:hAnsi="Arial" w:cs="Arial"/>
         </w:rPr>
@@ -13727,6 +13824,7 @@
         </w:numPr>
         <w:spacing w:after="80" w:line="276" w:lineRule="auto"/>
         <w:contextualSpacing w:val="0"/>
+        <w:jc w:val="both"/>
         <w:rPr>
           <w:rFonts w:ascii="Arial" w:hAnsi="Arial" w:cs="Arial"/>
         </w:rPr>
@@ -13748,6 +13846,7 @@
         </w:numPr>
         <w:spacing w:after="80" w:line="276" w:lineRule="auto"/>
         <w:contextualSpacing w:val="0"/>
+        <w:jc w:val="both"/>
         <w:rPr>
           <w:rFonts w:ascii="Arial" w:hAnsi="Arial" w:cs="Arial"/>
         </w:rPr>
@@ -13768,6 +13867,7 @@
         </w:numPr>
         <w:spacing w:after="80" w:line="276" w:lineRule="auto"/>
         <w:contextualSpacing w:val="0"/>
+        <w:jc w:val="both"/>
         <w:rPr>
           <w:rFonts w:ascii="Arial" w:hAnsi="Arial" w:cs="Arial"/>
         </w:rPr>
@@ -13788,6 +13888,7 @@
         </w:numPr>
         <w:spacing w:after="80" w:line="276" w:lineRule="auto"/>
         <w:contextualSpacing w:val="0"/>
+        <w:jc w:val="both"/>
         <w:rPr>
           <w:rFonts w:ascii="Arial" w:hAnsi="Arial" w:cs="Arial"/>
         </w:rPr>
@@ -13846,15 +13947,6 @@
       <w:pPr>
         <w:pStyle w:val="Ttulo2"/>
         <w:rPr>
-          <w:rFonts w:ascii="Arial" w:hAnsi="Arial" w:cs="Arial"/>
-          <w:b/>
-          <w:bCs/>
-          <w:color w:val="auto"/>
-        </w:rPr>
-      </w:pPr>
-      <w:bookmarkStart w:id="16" w:name="_Toc243936782"/>
-      <w:r>
-        <w:rPr>
           <w:rFonts w:ascii="Arial" w:eastAsia="Calibri" w:hAnsi="Arial" w:cs="Arial"/>
           <w:b/>
           <w:bCs/>
@@ -13862,8 +13954,8 @@
           <w:sz w:val="26"/>
           <w:szCs w:val="26"/>
         </w:rPr>
-        <w:t>5</w:t>
-      </w:r>
+      </w:pPr>
+      <w:bookmarkStart w:id="16" w:name="_Toc243936782"/>
       <w:r>
         <w:rPr>
           <w:rFonts w:ascii="Arial" w:eastAsia="Calibri" w:hAnsi="Arial" w:cs="Arial"/>
@@ -13873,9 +13965,112 @@
           <w:sz w:val="26"/>
           <w:szCs w:val="26"/>
         </w:rPr>
+        <w:t>5</w:t>
+      </w:r>
+      <w:r>
+        <w:rPr>
+          <w:rFonts w:ascii="Arial" w:eastAsia="Calibri" w:hAnsi="Arial" w:cs="Arial"/>
+          <w:b/>
+          <w:bCs/>
+          <w:color w:val="auto"/>
+          <w:sz w:val="26"/>
+          <w:szCs w:val="26"/>
+        </w:rPr>
         <w:t>.1 Pipeline e consultas</w:t>
       </w:r>
       <w:bookmarkEnd w:id="16"/>
+    </w:p>
+    <w:p/>
+    <w:p>
+      <w:pPr>
+        <w:pStyle w:val="PargrafodaLista"/>
+        <w:numPr>
+          <w:ilvl w:val="0"/>
+          <w:numId w:val="1"/>
+        </w:numPr>
+        <w:spacing w:after="80" w:line="276" w:lineRule="auto"/>
+        <w:contextualSpacing w:val="0"/>
+        <w:jc w:val="both"/>
+        <w:rPr>
+          <w:rFonts w:ascii="Arial" w:hAnsi="Arial" w:cs="Arial"/>
+        </w:rPr>
+      </w:pPr>
+      <w:r>
+        <w:rPr>
+          <w:rFonts w:ascii="Arial" w:hAnsi="Arial" w:cs="Arial"/>
+        </w:rPr>
+        <w:t xml:space="preserve">Armazenamento: </w:t>
+      </w:r>
+      <w:proofErr w:type="spellStart"/>
+      <w:r>
+        <w:rPr>
+          <w:rFonts w:ascii="Arial" w:hAnsi="Arial" w:cs="Arial"/>
+        </w:rPr>
+        <w:t>Amazon</w:t>
+      </w:r>
+      <w:proofErr w:type="spellEnd"/>
+      <w:r>
+        <w:rPr>
+          <w:rFonts w:ascii="Arial" w:hAnsi="Arial" w:cs="Arial"/>
+        </w:rPr>
+        <w:t xml:space="preserve"> S3, com prefixos landing/, bronze/, </w:t>
+      </w:r>
+      <w:proofErr w:type="spellStart"/>
+      <w:r>
+        <w:rPr>
+          <w:rFonts w:ascii="Arial" w:hAnsi="Arial" w:cs="Arial"/>
+        </w:rPr>
+        <w:t>silver</w:t>
+      </w:r>
+      <w:proofErr w:type="spellEnd"/>
+      <w:r>
+        <w:rPr>
+          <w:rFonts w:ascii="Arial" w:hAnsi="Arial" w:cs="Arial"/>
+        </w:rPr>
+        <w:t xml:space="preserve">/, </w:t>
+      </w:r>
+      <w:proofErr w:type="spellStart"/>
+      <w:r>
+        <w:rPr>
+          <w:rFonts w:ascii="Arial" w:hAnsi="Arial" w:cs="Arial"/>
+        </w:rPr>
+        <w:t>gold</w:t>
+      </w:r>
+      <w:proofErr w:type="spellEnd"/>
+      <w:r>
+        <w:rPr>
+          <w:rFonts w:ascii="Arial" w:hAnsi="Arial" w:cs="Arial"/>
+        </w:rPr>
+        <w:t xml:space="preserve">/, </w:t>
+      </w:r>
+      <w:proofErr w:type="spellStart"/>
+      <w:r>
+        <w:rPr>
+          <w:rFonts w:ascii="Arial" w:hAnsi="Arial" w:cs="Arial"/>
+        </w:rPr>
+        <w:t>athena-results</w:t>
+      </w:r>
+      <w:proofErr w:type="spellEnd"/>
+      <w:r>
+        <w:rPr>
+          <w:rFonts w:ascii="Arial" w:hAnsi="Arial" w:cs="Arial"/>
+        </w:rPr>
+        <w:t xml:space="preserve">/, scripts/, notebooks/ e </w:t>
+      </w:r>
+      <w:proofErr w:type="spellStart"/>
+      <w:r>
+        <w:rPr>
+          <w:rFonts w:ascii="Arial" w:hAnsi="Arial" w:cs="Arial"/>
+        </w:rPr>
+        <w:t>graficos</w:t>
+      </w:r>
+      <w:proofErr w:type="spellEnd"/>
+      <w:r>
+        <w:rPr>
+          <w:rFonts w:ascii="Arial" w:hAnsi="Arial" w:cs="Arial"/>
+        </w:rPr>
+        <w:t>/.</w:t>
+      </w:r>
     </w:p>
     <w:p>
       <w:pPr>
@@ -13886,6 +14081,7 @@
         </w:numPr>
         <w:spacing w:after="80" w:line="276" w:lineRule="auto"/>
         <w:contextualSpacing w:val="0"/>
+        <w:jc w:val="both"/>
         <w:rPr>
           <w:rFonts w:ascii="Arial" w:hAnsi="Arial" w:cs="Arial"/>
         </w:rPr>
@@ -13894,77 +14090,105 @@
         <w:rPr>
           <w:rFonts w:ascii="Arial" w:hAnsi="Arial" w:cs="Arial"/>
         </w:rPr>
-        <w:t xml:space="preserve">Armazenamento: </w:t>
+        <w:t xml:space="preserve">Processamento: três Jobs do AWS </w:t>
       </w:r>
       <w:proofErr w:type="spellStart"/>
       <w:r>
         <w:rPr>
           <w:rFonts w:ascii="Arial" w:hAnsi="Arial" w:cs="Arial"/>
         </w:rPr>
-        <w:t>Amazon</w:t>
+        <w:t>Glue</w:t>
       </w:r>
       <w:proofErr w:type="spellEnd"/>
       <w:r>
         <w:rPr>
           <w:rFonts w:ascii="Arial" w:hAnsi="Arial" w:cs="Arial"/>
         </w:rPr>
-        <w:t xml:space="preserve"> S3, com prefixos landing/, bronze/, </w:t>
+        <w:t xml:space="preserve"> em </w:t>
       </w:r>
       <w:proofErr w:type="spellStart"/>
       <w:r>
         <w:rPr>
           <w:rFonts w:ascii="Arial" w:hAnsi="Arial" w:cs="Arial"/>
         </w:rPr>
-        <w:t>silver</w:t>
+        <w:t>PySpark</w:t>
       </w:r>
       <w:proofErr w:type="spellEnd"/>
       <w:r>
         <w:rPr>
           <w:rFonts w:ascii="Arial" w:hAnsi="Arial" w:cs="Arial"/>
         </w:rPr>
-        <w:t xml:space="preserve">/, </w:t>
+        <w:t xml:space="preserve"> (Bronze, Silver e Gold), com logs no </w:t>
       </w:r>
       <w:proofErr w:type="spellStart"/>
       <w:r>
         <w:rPr>
           <w:rFonts w:ascii="Arial" w:hAnsi="Arial" w:cs="Arial"/>
         </w:rPr>
-        <w:t>gold</w:t>
+        <w:t>CloudWatch</w:t>
       </w:r>
       <w:proofErr w:type="spellEnd"/>
       <w:r>
         <w:rPr>
           <w:rFonts w:ascii="Arial" w:hAnsi="Arial" w:cs="Arial"/>
         </w:rPr>
-        <w:t xml:space="preserve">/, </w:t>
+        <w:t xml:space="preserve"> e permissões pela </w:t>
       </w:r>
       <w:proofErr w:type="spellStart"/>
       <w:r>
         <w:rPr>
           <w:rFonts w:ascii="Arial" w:hAnsi="Arial" w:cs="Arial"/>
         </w:rPr>
-        <w:t>athena-results</w:t>
+        <w:t>LabRole</w:t>
       </w:r>
       <w:proofErr w:type="spellEnd"/>
       <w:r>
         <w:rPr>
           <w:rFonts w:ascii="Arial" w:hAnsi="Arial" w:cs="Arial"/>
         </w:rPr>
-        <w:t xml:space="preserve">/, scripts/, notebooks/ e </w:t>
+        <w:t xml:space="preserve"> do AWS </w:t>
       </w:r>
       <w:proofErr w:type="spellStart"/>
       <w:r>
         <w:rPr>
           <w:rFonts w:ascii="Arial" w:hAnsi="Arial" w:cs="Arial"/>
         </w:rPr>
-        <w:t>graficos</w:t>
+        <w:t>Academy</w:t>
       </w:r>
       <w:proofErr w:type="spellEnd"/>
       <w:r>
         <w:rPr>
           <w:rFonts w:ascii="Arial" w:hAnsi="Arial" w:cs="Arial"/>
         </w:rPr>
-        <w:t>/.</w:t>
+        <w:t xml:space="preserve"> </w:t>
+      </w:r>
+      <w:proofErr w:type="spellStart"/>
+      <w:r>
+        <w:rPr>
+          <w:rFonts w:ascii="Arial" w:hAnsi="Arial" w:cs="Arial"/>
+        </w:rPr>
+        <w:t>Learner</w:t>
+      </w:r>
+      <w:proofErr w:type="spellEnd"/>
+      <w:r>
+        <w:rPr>
+          <w:rFonts w:ascii="Arial" w:hAnsi="Arial" w:cs="Arial"/>
+        </w:rPr>
+        <w:t xml:space="preserve"> </w:t>
+      </w:r>
+      <w:proofErr w:type="spellStart"/>
+      <w:r>
+        <w:rPr>
+          <w:rFonts w:ascii="Arial" w:hAnsi="Arial" w:cs="Arial"/>
+        </w:rPr>
+        <w:t>Lab</w:t>
+      </w:r>
+      <w:proofErr w:type="spellEnd"/>
+      <w:r>
+        <w:rPr>
+          <w:rFonts w:ascii="Arial" w:hAnsi="Arial" w:cs="Arial"/>
+        </w:rPr>
+        <w:t xml:space="preserve"> (us-east-1).</w:t>
       </w:r>
     </w:p>
     <w:p>
@@ -13976,6 +14200,7 @@
         </w:numPr>
         <w:spacing w:after="80" w:line="276" w:lineRule="auto"/>
         <w:contextualSpacing w:val="0"/>
+        <w:jc w:val="both"/>
         <w:rPr>
           <w:rFonts w:ascii="Arial" w:hAnsi="Arial" w:cs="Arial"/>
         </w:rPr>
@@ -13984,7 +14209,7 @@
         <w:rPr>
           <w:rFonts w:ascii="Arial" w:hAnsi="Arial" w:cs="Arial"/>
         </w:rPr>
-        <w:t xml:space="preserve">Processamento: três Jobs do AWS </w:t>
+        <w:t xml:space="preserve">Catálogo e consulta: </w:t>
       </w:r>
       <w:proofErr w:type="spellStart"/>
       <w:r>
@@ -13998,91 +14223,49 @@
         <w:rPr>
           <w:rFonts w:ascii="Arial" w:hAnsi="Arial" w:cs="Arial"/>
         </w:rPr>
-        <w:t xml:space="preserve"> em </w:t>
+        <w:t xml:space="preserve"> Data </w:t>
       </w:r>
       <w:proofErr w:type="spellStart"/>
       <w:r>
         <w:rPr>
           <w:rFonts w:ascii="Arial" w:hAnsi="Arial" w:cs="Arial"/>
         </w:rPr>
-        <w:t>PySpark</w:t>
+        <w:t>Catalog</w:t>
       </w:r>
       <w:proofErr w:type="spellEnd"/>
       <w:r>
         <w:rPr>
           <w:rFonts w:ascii="Arial" w:hAnsi="Arial" w:cs="Arial"/>
         </w:rPr>
-        <w:t xml:space="preserve"> (Bronze, Silver e Gold), com logs no </w:t>
+        <w:t xml:space="preserve"> com 12 tabelas no banco </w:t>
       </w:r>
       <w:proofErr w:type="spellStart"/>
       <w:r>
         <w:rPr>
           <w:rFonts w:ascii="Arial" w:hAnsi="Arial" w:cs="Arial"/>
         </w:rPr>
-        <w:t>CloudWatch</w:t>
+        <w:t>db_state_of_data</w:t>
       </w:r>
       <w:proofErr w:type="spellEnd"/>
       <w:r>
         <w:rPr>
           <w:rFonts w:ascii="Arial" w:hAnsi="Arial" w:cs="Arial"/>
         </w:rPr>
-        <w:t xml:space="preserve"> e permissões pela </w:t>
+        <w:t xml:space="preserve"> (4 Bronze, 2 Silver e 6 Gold); </w:t>
       </w:r>
       <w:proofErr w:type="spellStart"/>
       <w:r>
         <w:rPr>
           <w:rFonts w:ascii="Arial" w:hAnsi="Arial" w:cs="Arial"/>
         </w:rPr>
-        <w:t>LabRole</w:t>
+        <w:t>Amazon</w:t>
       </w:r>
       <w:proofErr w:type="spellEnd"/>
       <w:r>
         <w:rPr>
           <w:rFonts w:ascii="Arial" w:hAnsi="Arial" w:cs="Arial"/>
         </w:rPr>
-        <w:t xml:space="preserve"> do AWS </w:t>
-      </w:r>
-      <w:proofErr w:type="spellStart"/>
-      <w:r>
-        <w:rPr>
-          <w:rFonts w:ascii="Arial" w:hAnsi="Arial" w:cs="Arial"/>
-        </w:rPr>
-        <w:t>Academy</w:t>
-      </w:r>
-      <w:proofErr w:type="spellEnd"/>
-      <w:r>
-        <w:rPr>
-          <w:rFonts w:ascii="Arial" w:hAnsi="Arial" w:cs="Arial"/>
-        </w:rPr>
-        <w:t xml:space="preserve"> </w:t>
-      </w:r>
-      <w:proofErr w:type="spellStart"/>
-      <w:r>
-        <w:rPr>
-          <w:rFonts w:ascii="Arial" w:hAnsi="Arial" w:cs="Arial"/>
-        </w:rPr>
-        <w:t>Learner</w:t>
-      </w:r>
-      <w:proofErr w:type="spellEnd"/>
-      <w:r>
-        <w:rPr>
-          <w:rFonts w:ascii="Arial" w:hAnsi="Arial" w:cs="Arial"/>
-        </w:rPr>
-        <w:t xml:space="preserve"> </w:t>
-      </w:r>
-      <w:proofErr w:type="spellStart"/>
-      <w:r>
-        <w:rPr>
-          <w:rFonts w:ascii="Arial" w:hAnsi="Arial" w:cs="Arial"/>
-        </w:rPr>
-        <w:t>Lab</w:t>
-      </w:r>
-      <w:proofErr w:type="spellEnd"/>
-      <w:r>
-        <w:rPr>
-          <w:rFonts w:ascii="Arial" w:hAnsi="Arial" w:cs="Arial"/>
-        </w:rPr>
-        <w:t xml:space="preserve"> (us-east-1).</w:t>
+        <w:t xml:space="preserve"> Athena para SQL.</w:t>
       </w:r>
     </w:p>
     <w:p>
@@ -14094,6 +14277,7 @@
         </w:numPr>
         <w:spacing w:after="80" w:line="276" w:lineRule="auto"/>
         <w:contextualSpacing w:val="0"/>
+        <w:jc w:val="both"/>
         <w:rPr>
           <w:rFonts w:ascii="Arial" w:hAnsi="Arial" w:cs="Arial"/>
         </w:rPr>
@@ -14102,63 +14286,7 @@
         <w:rPr>
           <w:rFonts w:ascii="Arial" w:hAnsi="Arial" w:cs="Arial"/>
         </w:rPr>
-        <w:t xml:space="preserve">Catálogo e consulta: </w:t>
-      </w:r>
-      <w:proofErr w:type="spellStart"/>
-      <w:r>
-        <w:rPr>
-          <w:rFonts w:ascii="Arial" w:hAnsi="Arial" w:cs="Arial"/>
-        </w:rPr>
-        <w:t>Glue</w:t>
-      </w:r>
-      <w:proofErr w:type="spellEnd"/>
-      <w:r>
-        <w:rPr>
-          <w:rFonts w:ascii="Arial" w:hAnsi="Arial" w:cs="Arial"/>
-        </w:rPr>
-        <w:t xml:space="preserve"> Data </w:t>
-      </w:r>
-      <w:proofErr w:type="spellStart"/>
-      <w:r>
-        <w:rPr>
-          <w:rFonts w:ascii="Arial" w:hAnsi="Arial" w:cs="Arial"/>
-        </w:rPr>
-        <w:t>Catalog</w:t>
-      </w:r>
-      <w:proofErr w:type="spellEnd"/>
-      <w:r>
-        <w:rPr>
-          <w:rFonts w:ascii="Arial" w:hAnsi="Arial" w:cs="Arial"/>
-        </w:rPr>
-        <w:t xml:space="preserve"> com 12 tabelas no banco </w:t>
-      </w:r>
-      <w:proofErr w:type="spellStart"/>
-      <w:r>
-        <w:rPr>
-          <w:rFonts w:ascii="Arial" w:hAnsi="Arial" w:cs="Arial"/>
-        </w:rPr>
-        <w:t>db_state_of_data</w:t>
-      </w:r>
-      <w:proofErr w:type="spellEnd"/>
-      <w:r>
-        <w:rPr>
-          <w:rFonts w:ascii="Arial" w:hAnsi="Arial" w:cs="Arial"/>
-        </w:rPr>
-        <w:t xml:space="preserve"> (4 Bronze, 2 Silver e 6 Gold); </w:t>
-      </w:r>
-      <w:proofErr w:type="spellStart"/>
-      <w:r>
-        <w:rPr>
-          <w:rFonts w:ascii="Arial" w:hAnsi="Arial" w:cs="Arial"/>
-        </w:rPr>
-        <w:t>Amazon</w:t>
-      </w:r>
-      <w:proofErr w:type="spellEnd"/>
-      <w:r>
-        <w:rPr>
-          <w:rFonts w:ascii="Arial" w:hAnsi="Arial" w:cs="Arial"/>
-        </w:rPr>
-        <w:t xml:space="preserve"> Athena para SQL.</w:t>
+        <w:t>Validação: 24 checagens no Athena sobre contagens e totais das camadas, todas iguais ao esperado. Os números das sete respostas vêm de 32 consultas SQL sobre as tabelas Gold.</w:t>
       </w:r>
     </w:p>
     <w:p>
@@ -14170,26 +14298,7 @@
         </w:numPr>
         <w:spacing w:after="80" w:line="276" w:lineRule="auto"/>
         <w:contextualSpacing w:val="0"/>
-        <w:rPr>
-          <w:rFonts w:ascii="Arial" w:hAnsi="Arial" w:cs="Arial"/>
-        </w:rPr>
-      </w:pPr>
-      <w:r>
-        <w:rPr>
-          <w:rFonts w:ascii="Arial" w:hAnsi="Arial" w:cs="Arial"/>
-        </w:rPr>
-        <w:t>Validação: 24 checagens no Athena sobre contagens e totais das camadas, todas iguais ao esperado. Os números das sete respostas vêm de 32 consultas SQL sobre as tabelas Gold.</w:t>
-      </w:r>
-    </w:p>
-    <w:p>
-      <w:pPr>
-        <w:pStyle w:val="PargrafodaLista"/>
-        <w:numPr>
-          <w:ilvl w:val="0"/>
-          <w:numId w:val="1"/>
-        </w:numPr>
-        <w:spacing w:after="80" w:line="276" w:lineRule="auto"/>
-        <w:contextualSpacing w:val="0"/>
+        <w:jc w:val="both"/>
         <w:rPr>
           <w:rFonts w:ascii="Arial" w:hAnsi="Arial" w:cs="Arial"/>
         </w:rPr>
@@ -14253,6 +14362,7 @@
     <w:p>
       <w:pPr>
         <w:spacing w:after="140" w:line="288" w:lineRule="auto"/>
+        <w:jc w:val="both"/>
         <w:rPr>
           <w:rFonts w:ascii="Arial" w:hAnsi="Arial" w:cs="Arial"/>
         </w:rPr>
@@ -14329,6 +14439,7 @@
         </w:numPr>
         <w:spacing w:after="80" w:line="276" w:lineRule="auto"/>
         <w:contextualSpacing w:val="0"/>
+        <w:jc w:val="both"/>
         <w:rPr>
           <w:rFonts w:ascii="Arial" w:hAnsi="Arial" w:cs="Arial"/>
         </w:rPr>
@@ -14419,6 +14530,7 @@
         </w:numPr>
         <w:spacing w:after="80" w:line="276" w:lineRule="auto"/>
         <w:contextualSpacing w:val="0"/>
+        <w:jc w:val="both"/>
         <w:rPr>
           <w:rFonts w:ascii="Arial" w:hAnsi="Arial" w:cs="Arial"/>
         </w:rPr>
@@ -14453,6 +14565,7 @@
         </w:numPr>
         <w:spacing w:after="80" w:line="276" w:lineRule="auto"/>
         <w:contextualSpacing w:val="0"/>
+        <w:jc w:val="both"/>
         <w:rPr>
           <w:rFonts w:ascii="Arial" w:hAnsi="Arial" w:cs="Arial"/>
         </w:rPr>
@@ -14515,6 +14628,7 @@
         </w:numPr>
         <w:spacing w:after="80" w:line="276" w:lineRule="auto"/>
         <w:contextualSpacing w:val="0"/>
+        <w:jc w:val="both"/>
         <w:rPr>
           <w:rFonts w:ascii="Arial" w:hAnsi="Arial" w:cs="Arial"/>
         </w:rPr>
@@ -15356,6 +15470,7 @@
         </w:numPr>
         <w:spacing w:after="80" w:line="276" w:lineRule="auto"/>
         <w:contextualSpacing w:val="0"/>
+        <w:jc w:val="both"/>
         <w:rPr>
           <w:rFonts w:ascii="Arial" w:hAnsi="Arial" w:cs="Arial"/>
         </w:rPr>
@@ -15376,6 +15491,7 @@
         </w:numPr>
         <w:spacing w:after="80" w:line="276" w:lineRule="auto"/>
         <w:contextualSpacing w:val="0"/>
+        <w:jc w:val="both"/>
         <w:rPr>
           <w:rFonts w:ascii="Arial" w:hAnsi="Arial" w:cs="Arial"/>
         </w:rPr>
@@ -15424,6 +15540,7 @@
         </w:numPr>
         <w:spacing w:after="80" w:line="276" w:lineRule="auto"/>
         <w:contextualSpacing w:val="0"/>
+        <w:jc w:val="both"/>
         <w:rPr>
           <w:rFonts w:ascii="Arial" w:hAnsi="Arial" w:cs="Arial"/>
         </w:rPr>
@@ -15444,6 +15561,7 @@
         </w:numPr>
         <w:spacing w:after="80" w:line="276" w:lineRule="auto"/>
         <w:contextualSpacing w:val="0"/>
+        <w:jc w:val="both"/>
         <w:rPr>
           <w:rFonts w:ascii="Arial" w:hAnsi="Arial" w:cs="Arial"/>
         </w:rPr>
@@ -15493,6 +15611,7 @@
     <w:p>
       <w:pPr>
         <w:spacing w:after="140" w:line="288" w:lineRule="auto"/>
+        <w:jc w:val="both"/>
         <w:rPr>
           <w:rFonts w:ascii="Arial" w:hAnsi="Arial" w:cs="Arial"/>
         </w:rPr>
@@ -15513,6 +15632,7 @@
         </w:numPr>
         <w:spacing w:after="80" w:line="276" w:lineRule="auto"/>
         <w:contextualSpacing w:val="0"/>
+        <w:jc w:val="both"/>
         <w:rPr>
           <w:rFonts w:ascii="Arial" w:hAnsi="Arial" w:cs="Arial"/>
         </w:rPr>
@@ -15533,6 +15653,7 @@
         </w:numPr>
         <w:spacing w:after="80" w:line="276" w:lineRule="auto"/>
         <w:contextualSpacing w:val="0"/>
+        <w:jc w:val="both"/>
         <w:rPr>
           <w:rFonts w:ascii="Arial" w:hAnsi="Arial" w:cs="Arial"/>
         </w:rPr>
@@ -15553,6 +15674,7 @@
         </w:numPr>
         <w:spacing w:after="80" w:line="276" w:lineRule="auto"/>
         <w:contextualSpacing w:val="0"/>
+        <w:jc w:val="both"/>
         <w:rPr>
           <w:rFonts w:ascii="Arial" w:hAnsi="Arial" w:cs="Arial"/>
         </w:rPr>
@@ -15573,6 +15695,7 @@
         </w:numPr>
         <w:spacing w:after="80" w:line="276" w:lineRule="auto"/>
         <w:contextualSpacing w:val="0"/>
+        <w:jc w:val="both"/>
         <w:rPr>
           <w:rFonts w:ascii="Arial" w:hAnsi="Arial" w:cs="Arial"/>
         </w:rPr>
@@ -15593,6 +15716,7 @@
         </w:numPr>
         <w:spacing w:after="80" w:line="276" w:lineRule="auto"/>
         <w:contextualSpacing w:val="0"/>
+        <w:jc w:val="both"/>
         <w:rPr>
           <w:rFonts w:ascii="Arial" w:hAnsi="Arial" w:cs="Arial"/>
         </w:rPr>
@@ -15613,6 +15737,7 @@
         </w:numPr>
         <w:spacing w:after="80" w:line="276" w:lineRule="auto"/>
         <w:contextualSpacing w:val="0"/>
+        <w:jc w:val="both"/>
         <w:rPr>
           <w:rFonts w:ascii="Arial" w:hAnsi="Arial" w:cs="Arial"/>
         </w:rPr>
@@ -15647,6 +15772,7 @@
         </w:numPr>
         <w:spacing w:after="80" w:line="276" w:lineRule="auto"/>
         <w:contextualSpacing w:val="0"/>
+        <w:jc w:val="both"/>
         <w:rPr>
           <w:rFonts w:ascii="Arial" w:hAnsi="Arial" w:cs="Arial"/>
         </w:rPr>
@@ -16343,15 +16469,24 @@
         </w:numPr>
         <w:spacing w:after="80" w:line="276" w:lineRule="auto"/>
         <w:contextualSpacing w:val="0"/>
+        <w:jc w:val="both"/>
         <w:rPr>
           <w:rFonts w:ascii="Arial" w:hAnsi="Arial" w:cs="Arial"/>
         </w:rPr>
       </w:pPr>
-      <w:r>
-        <w:rPr>
-          <w:rFonts w:ascii="Arial" w:hAnsi="Arial" w:cs="Arial"/>
-        </w:rPr>
-        <w:t xml:space="preserve">State </w:t>
+      <w:proofErr w:type="spellStart"/>
+      <w:r>
+        <w:rPr>
+          <w:rFonts w:ascii="Arial" w:hAnsi="Arial" w:cs="Arial"/>
+        </w:rPr>
+        <w:t>State</w:t>
+      </w:r>
+      <w:proofErr w:type="spellEnd"/>
+      <w:r>
+        <w:rPr>
+          <w:rFonts w:ascii="Arial" w:hAnsi="Arial" w:cs="Arial"/>
+        </w:rPr>
+        <w:t xml:space="preserve"> </w:t>
       </w:r>
       <w:proofErr w:type="spellStart"/>
       <w:r>
@@ -16419,15 +16554,24 @@
         </w:numPr>
         <w:spacing w:after="80" w:line="276" w:lineRule="auto"/>
         <w:contextualSpacing w:val="0"/>
+        <w:jc w:val="both"/>
         <w:rPr>
           <w:rFonts w:ascii="Arial" w:hAnsi="Arial" w:cs="Arial"/>
         </w:rPr>
       </w:pPr>
-      <w:r>
-        <w:rPr>
-          <w:rFonts w:ascii="Arial" w:hAnsi="Arial" w:cs="Arial"/>
-        </w:rPr>
-        <w:t xml:space="preserve">State </w:t>
+      <w:proofErr w:type="spellStart"/>
+      <w:r>
+        <w:rPr>
+          <w:rFonts w:ascii="Arial" w:hAnsi="Arial" w:cs="Arial"/>
+        </w:rPr>
+        <w:t>State</w:t>
+      </w:r>
+      <w:proofErr w:type="spellEnd"/>
+      <w:r>
+        <w:rPr>
+          <w:rFonts w:ascii="Arial" w:hAnsi="Arial" w:cs="Arial"/>
+        </w:rPr>
+        <w:t xml:space="preserve"> </w:t>
       </w:r>
       <w:proofErr w:type="spellStart"/>
       <w:r>
@@ -16467,6 +16611,7 @@
         </w:numPr>
         <w:spacing w:after="80" w:line="276" w:lineRule="auto"/>
         <w:contextualSpacing w:val="0"/>
+        <w:jc w:val="both"/>
         <w:rPr>
           <w:rFonts w:ascii="Arial" w:hAnsi="Arial" w:cs="Arial"/>
         </w:rPr>
@@ -16475,7 +16620,21 @@
         <w:rPr>
           <w:rFonts w:ascii="Arial" w:hAnsi="Arial" w:cs="Arial"/>
         </w:rPr>
-        <w:t xml:space="preserve">Download do relatório State </w:t>
+        <w:t xml:space="preserve">Download do relatório </w:t>
+      </w:r>
+      <w:proofErr w:type="spellStart"/>
+      <w:r>
+        <w:rPr>
+          <w:rFonts w:ascii="Arial" w:hAnsi="Arial" w:cs="Arial"/>
+        </w:rPr>
+        <w:t>State</w:t>
+      </w:r>
+      <w:proofErr w:type="spellEnd"/>
+      <w:r>
+        <w:rPr>
+          <w:rFonts w:ascii="Arial" w:hAnsi="Arial" w:cs="Arial"/>
+        </w:rPr>
+        <w:t xml:space="preserve"> </w:t>
       </w:r>
       <w:proofErr w:type="spellStart"/>
       <w:r>
@@ -16515,6 +16674,7 @@
         </w:numPr>
         <w:spacing w:after="80" w:line="276" w:lineRule="auto"/>
         <w:contextualSpacing w:val="0"/>
+        <w:jc w:val="both"/>
         <w:rPr>
           <w:rFonts w:ascii="Arial" w:hAnsi="Arial" w:cs="Arial"/>
         </w:rPr>
